--- a/Word/Дубровский_09_.docx
+++ b/Word/Дубровский_09_.docx
@@ -71,7 +71,7 @@
                     </pic:cNvPicPr>
                   </pic:nvPicPr>
                   <pic:blipFill>
-                    <a:blip r:embed="rId11"/>
+                    <a:blip r:embed="rId10"/>
                     <a:stretch>
                       <a:fillRect/>
                     </a:stretch>
@@ -1186,6 +1186,8 @@
         </w:rPr>
         <w:t xml:space="preserve">    }</w:t>
       </w:r>
+      <w:bookmarkStart w:id="0" w:name="_GoBack"/>
+      <w:bookmarkEnd w:id="0"/>
     </w:p>
     <w:p>
       <w:pPr>
@@ -1683,7 +1685,7 @@
                     </pic:cNvPicPr>
                   </pic:nvPicPr>
                   <pic:blipFill>
-                    <a:blip r:embed="rId12"/>
+                    <a:blip r:embed="rId11"/>
                     <a:stretch>
                       <a:fillRect/>
                     </a:stretch>
@@ -1728,11 +1730,10 @@
       </w:r>
     </w:p>
     <w:sectPr>
-      <w:headerReference r:id="rId6" w:type="first"/>
-      <w:footerReference r:id="rId9" w:type="first"/>
-      <w:headerReference r:id="rId5" w:type="default"/>
-      <w:footerReference r:id="rId7" w:type="default"/>
-      <w:footerReference r:id="rId8" w:type="even"/>
+      <w:headerReference r:id="rId5" w:type="first"/>
+      <w:footerReference r:id="rId8" w:type="first"/>
+      <w:footerReference r:id="rId6" w:type="default"/>
+      <w:footerReference r:id="rId7" w:type="even"/>
       <w:pgSz w:w="11906" w:h="16838"/>
       <w:pgMar w:top="851" w:right="567" w:bottom="1560" w:left="1418" w:header="454" w:footer="397" w:gutter="0"/>
       <w:pgNumType w:start="39"/>
@@ -4439,8 +4440,6 @@
         </mc:Fallback>
       </mc:AlternateContent>
     </w:r>
-    <w:bookmarkStart w:id="0" w:name="_GoBack"/>
-    <w:bookmarkEnd w:id="0"/>
     <w:r>
       <mc:AlternateContent>
         <mc:Choice Requires="wps">
@@ -7572,16 +7571,6 @@
 </file>
 
 <file path=word/header1.xml><?xml version="1.0" encoding="utf-8"?>
-<w:hdr xmlns:wpc="http://schemas.microsoft.com/office/word/2010/wordprocessingCanvas" xmlns:mc="http://schemas.openxmlformats.org/markup-compatibility/2006" xmlns:o="urn:schemas-microsoft-com:office:office" xmlns:r="http://schemas.openxmlformats.org/officeDocument/2006/relationships" xmlns:m="http://schemas.openxmlformats.org/officeDocument/2006/math" xmlns:v="urn:schemas-microsoft-com:vml" xmlns:wp14="http://schemas.microsoft.com/office/word/2010/wordprocessingDrawing" xmlns:wp="http://schemas.openxmlformats.org/drawingml/2006/wordprocessingDrawing" xmlns:w10="urn:schemas-microsoft-com:office:word" xmlns:w="http://schemas.openxmlformats.org/wordprocessingml/2006/main" xmlns:w14="http://schemas.microsoft.com/office/word/2010/wordml" xmlns:w15="http://schemas.microsoft.com/office/word/2012/wordml" xmlns:wpg="http://schemas.microsoft.com/office/word/2010/wordprocessingGroup" xmlns:wpi="http://schemas.microsoft.com/office/word/2010/wordprocessingInk" xmlns:wne="http://schemas.microsoft.com/office/word/2006/wordml" xmlns:wps="http://schemas.microsoft.com/office/word/2010/wordprocessingShape" xmlns:wpsCustomData="http://www.wps.cn/officeDocument/2013/wpsCustomData" mc:Ignorable="w14 w15 wp14">
-  <w:p>
-    <w:pPr>
-      <w:pStyle w:val="17"/>
-    </w:pPr>
-  </w:p>
-</w:hdr>
-</file>
-
-<file path=word/header2.xml><?xml version="1.0" encoding="utf-8"?>
 <w:hdr xmlns:wpc="http://schemas.microsoft.com/office/word/2010/wordprocessingCanvas" xmlns:mc="http://schemas.openxmlformats.org/markup-compatibility/2006" xmlns:o="urn:schemas-microsoft-com:office:office" xmlns:r="http://schemas.openxmlformats.org/officeDocument/2006/relationships" xmlns:m="http://schemas.openxmlformats.org/officeDocument/2006/math" xmlns:v="urn:schemas-microsoft-com:vml" xmlns:wp14="http://schemas.microsoft.com/office/word/2010/wordprocessingDrawing" xmlns:wp="http://schemas.openxmlformats.org/drawingml/2006/wordprocessingDrawing" xmlns:w10="urn:schemas-microsoft-com:office:word" xmlns:w="http://schemas.openxmlformats.org/wordprocessingml/2006/main" xmlns:w14="http://schemas.microsoft.com/office/word/2010/wordml" xmlns:w15="http://schemas.microsoft.com/office/word/2012/wordml" xmlns:wpg="http://schemas.microsoft.com/office/word/2010/wordprocessingGroup" xmlns:wpi="http://schemas.microsoft.com/office/word/2010/wordprocessingInk" xmlns:wne="http://schemas.microsoft.com/office/word/2006/wordml" xmlns:wps="http://schemas.microsoft.com/office/word/2010/wordprocessingShape" xmlns:wpsCustomData="http://www.wps.cn/officeDocument/2013/wpsCustomData" mc:Ignorable="w14 w15 wp14">
   <w:p>
     <w:pPr>

--- a/Word/Дубровский_09_.docx
+++ b/Word/Дубровский_09_.docx
@@ -71,7 +71,7 @@
                     </pic:cNvPicPr>
                   </pic:nvPicPr>
                   <pic:blipFill>
-                    <a:blip r:embed="rId10"/>
+                    <a:blip r:embed="rId11"/>
                     <a:stretch>
                       <a:fillRect/>
                     </a:stretch>
@@ -1186,8 +1186,6 @@
         </w:rPr>
         <w:t xml:space="preserve">    }</w:t>
       </w:r>
-      <w:bookmarkStart w:id="0" w:name="_GoBack"/>
-      <w:bookmarkEnd w:id="0"/>
     </w:p>
     <w:p>
       <w:pPr>
@@ -1455,12 +1453,6 @@
             <w:insideH w:val="single" w:color="auto" w:sz="4" w:space="0"/>
             <w:insideV w:val="single" w:color="auto" w:sz="4" w:space="0"/>
           </w:tblBorders>
-          <w:tblCellMar>
-            <w:top w:w="0" w:type="dxa"/>
-            <w:left w:w="108" w:type="dxa"/>
-            <w:bottom w:w="0" w:type="dxa"/>
-            <w:right w:w="108" w:type="dxa"/>
-          </w:tblCellMar>
         </w:tblPrEx>
         <w:trPr>
           <w:trHeight w:val="319" w:hRule="atLeast"/>
@@ -1685,7 +1677,7 @@
                     </pic:cNvPicPr>
                   </pic:nvPicPr>
                   <pic:blipFill>
-                    <a:blip r:embed="rId11"/>
+                    <a:blip r:embed="rId12"/>
                     <a:stretch>
                       <a:fillRect/>
                     </a:stretch>
@@ -1730,10 +1722,11 @@
       </w:r>
     </w:p>
     <w:sectPr>
-      <w:headerReference r:id="rId5" w:type="first"/>
-      <w:footerReference r:id="rId8" w:type="first"/>
-      <w:footerReference r:id="rId6" w:type="default"/>
-      <w:footerReference r:id="rId7" w:type="even"/>
+      <w:headerReference r:id="rId6" w:type="first"/>
+      <w:footerReference r:id="rId9" w:type="first"/>
+      <w:headerReference r:id="rId5" w:type="default"/>
+      <w:footerReference r:id="rId7" w:type="default"/>
+      <w:footerReference r:id="rId8" w:type="even"/>
       <w:pgSz w:w="11906" w:h="16838"/>
       <w:pgMar w:top="851" w:right="567" w:bottom="1560" w:left="1418" w:header="454" w:footer="397" w:gutter="0"/>
       <w:pgNumType w:start="39"/>
@@ -1971,6 +1964,8 @@
       <w:pStyle w:val="22"/>
       <w:ind w:right="360"/>
     </w:pPr>
+    <w:bookmarkStart w:id="0" w:name="_GoBack"/>
+    <w:bookmarkEnd w:id="0"/>
     <w:r>
       <mc:AlternateContent>
         <mc:Choice Requires="wps">
@@ -2061,7 +2056,24 @@
                               <w:sz w:val="28"/>
                               <w:szCs w:val="28"/>
                             </w:rPr>
-                            <w:t>.25.0</w:t>
+                            <w:t>.2</w:t>
+                          </w:r>
+                          <w:r>
+                            <w:rPr>
+                              <w:rFonts w:hint="default" w:ascii="Times New Roman" w:hAnsi="Times New Roman" w:cs="Times New Roman"/>
+                              <w:sz w:val="28"/>
+                              <w:szCs w:val="28"/>
+                              <w:lang w:val="ru-RU"/>
+                            </w:rPr>
+                            <w:t>6</w:t>
+                          </w:r>
+                          <w:r>
+                            <w:rPr>
+                              <w:rFonts w:hint="default" w:ascii="Times New Roman" w:hAnsi="Times New Roman" w:cs="Times New Roman"/>
+                              <w:sz w:val="28"/>
+                              <w:szCs w:val="28"/>
+                            </w:rPr>
+                            <w:t>.0</w:t>
                           </w:r>
                           <w:r>
                             <w:rPr>
@@ -2170,7 +2182,24 @@
                         <w:sz w:val="28"/>
                         <w:szCs w:val="28"/>
                       </w:rPr>
-                      <w:t>.25.0</w:t>
+                      <w:t>.2</w:t>
+                    </w:r>
+                    <w:r>
+                      <w:rPr>
+                        <w:rFonts w:hint="default" w:ascii="Times New Roman" w:hAnsi="Times New Roman" w:cs="Times New Roman"/>
+                        <w:sz w:val="28"/>
+                        <w:szCs w:val="28"/>
+                        <w:lang w:val="ru-RU"/>
+                      </w:rPr>
+                      <w:t>6</w:t>
+                    </w:r>
+                    <w:r>
+                      <w:rPr>
+                        <w:rFonts w:hint="default" w:ascii="Times New Roman" w:hAnsi="Times New Roman" w:cs="Times New Roman"/>
+                        <w:sz w:val="28"/>
+                        <w:szCs w:val="28"/>
+                      </w:rPr>
+                      <w:t>.0</w:t>
                     </w:r>
                     <w:r>
                       <w:rPr>
@@ -4382,9 +4411,10 @@
                         <w:p>
                           <w:pPr>
                             <w:rPr>
-                              <w:rFonts w:ascii="Times New Roman" w:hAnsi="Times New Roman"/>
+                              <w:rFonts w:hint="default" w:ascii="Times New Roman" w:hAnsi="Times New Roman"/>
                               <w:sz w:val="16"/>
                               <w:szCs w:val="18"/>
+                              <w:lang w:val="ru-RU"/>
                             </w:rPr>
                           </w:pPr>
                           <w:r>
@@ -4392,10 +4422,21 @@
                               <w:rFonts w:ascii="Times New Roman" w:hAnsi="Times New Roman"/>
                               <w:sz w:val="15"/>
                               <w:szCs w:val="15"/>
-                            </w:rPr>
-                            <w:t>Толочко П.С.</w:t>
+                              <w:lang w:val="ru-RU"/>
+                            </w:rPr>
+                            <w:t>Новик</w:t>
+                          </w:r>
+                          <w:r>
+                            <w:rPr>
+                              <w:rFonts w:hint="default" w:ascii="Times New Roman" w:hAnsi="Times New Roman"/>
+                              <w:sz w:val="15"/>
+                              <w:szCs w:val="15"/>
+                              <w:lang w:val="ru-RU"/>
+                            </w:rPr>
+                            <w:t xml:space="preserve"> А.И.</w:t>
                           </w:r>
                         </w:p>
+                        <w:p/>
                       </w:txbxContent>
                     </wps:txbx>
                     <wps:bodyPr rot="0" vert="horz" wrap="square" lIns="0" tIns="0" rIns="0" bIns="0" anchor="t" anchorCtr="0" upright="1">
@@ -4419,9 +4460,10 @@
                   <w:p>
                     <w:pPr>
                       <w:rPr>
-                        <w:rFonts w:ascii="Times New Roman" w:hAnsi="Times New Roman"/>
+                        <w:rFonts w:hint="default" w:ascii="Times New Roman" w:hAnsi="Times New Roman"/>
                         <w:sz w:val="16"/>
                         <w:szCs w:val="18"/>
+                        <w:lang w:val="ru-RU"/>
                       </w:rPr>
                     </w:pPr>
                     <w:r>
@@ -4429,10 +4471,21 @@
                         <w:rFonts w:ascii="Times New Roman" w:hAnsi="Times New Roman"/>
                         <w:sz w:val="15"/>
                         <w:szCs w:val="15"/>
-                      </w:rPr>
-                      <w:t>Толочко П.С.</w:t>
+                        <w:lang w:val="ru-RU"/>
+                      </w:rPr>
+                      <w:t>Новик</w:t>
+                    </w:r>
+                    <w:r>
+                      <w:rPr>
+                        <w:rFonts w:hint="default" w:ascii="Times New Roman" w:hAnsi="Times New Roman"/>
+                        <w:sz w:val="15"/>
+                        <w:szCs w:val="15"/>
+                        <w:lang w:val="ru-RU"/>
+                      </w:rPr>
+                      <w:t xml:space="preserve"> А.И.</w:t>
                     </w:r>
                   </w:p>
+                  <w:p/>
                 </w:txbxContent>
               </v:textbox>
             </v:shape>
@@ -5633,7 +5686,24 @@
                               <w:sz w:val="28"/>
                               <w:szCs w:val="28"/>
                             </w:rPr>
-                            <w:t>.25.0</w:t>
+                            <w:t>.2</w:t>
+                          </w:r>
+                          <w:r>
+                            <w:rPr>
+                              <w:rFonts w:hint="default" w:ascii="Times New Roman" w:hAnsi="Times New Roman" w:cs="Times New Roman"/>
+                              <w:sz w:val="28"/>
+                              <w:szCs w:val="28"/>
+                              <w:lang w:val="ru-RU"/>
+                            </w:rPr>
+                            <w:t>6</w:t>
+                          </w:r>
+                          <w:r>
+                            <w:rPr>
+                              <w:rFonts w:hint="default" w:ascii="Times New Roman" w:hAnsi="Times New Roman" w:cs="Times New Roman"/>
+                              <w:sz w:val="28"/>
+                              <w:szCs w:val="28"/>
+                            </w:rPr>
+                            <w:t>.0</w:t>
                           </w:r>
                           <w:r>
                             <w:rPr>
@@ -5742,7 +5812,24 @@
                         <w:sz w:val="28"/>
                         <w:szCs w:val="28"/>
                       </w:rPr>
-                      <w:t>.25.0</w:t>
+                      <w:t>.2</w:t>
+                    </w:r>
+                    <w:r>
+                      <w:rPr>
+                        <w:rFonts w:hint="default" w:ascii="Times New Roman" w:hAnsi="Times New Roman" w:cs="Times New Roman"/>
+                        <w:sz w:val="28"/>
+                        <w:szCs w:val="28"/>
+                        <w:lang w:val="ru-RU"/>
+                      </w:rPr>
+                      <w:t>6</w:t>
+                    </w:r>
+                    <w:r>
+                      <w:rPr>
+                        <w:rFonts w:hint="default" w:ascii="Times New Roman" w:hAnsi="Times New Roman" w:cs="Times New Roman"/>
+                        <w:sz w:val="28"/>
+                        <w:szCs w:val="28"/>
+                      </w:rPr>
+                      <w:t>.0</w:t>
                     </w:r>
                     <w:r>
                       <w:rPr>
@@ -7576,6 +7663,16 @@
     <w:pPr>
       <w:pStyle w:val="17"/>
     </w:pPr>
+  </w:p>
+</w:hdr>
+</file>
+
+<file path=word/header2.xml><?xml version="1.0" encoding="utf-8"?>
+<w:hdr xmlns:wpc="http://schemas.microsoft.com/office/word/2010/wordprocessingCanvas" xmlns:mc="http://schemas.openxmlformats.org/markup-compatibility/2006" xmlns:o="urn:schemas-microsoft-com:office:office" xmlns:r="http://schemas.openxmlformats.org/officeDocument/2006/relationships" xmlns:m="http://schemas.openxmlformats.org/officeDocument/2006/math" xmlns:v="urn:schemas-microsoft-com:vml" xmlns:wp14="http://schemas.microsoft.com/office/word/2010/wordprocessingDrawing" xmlns:wp="http://schemas.openxmlformats.org/drawingml/2006/wordprocessingDrawing" xmlns:w10="urn:schemas-microsoft-com:office:word" xmlns:w="http://schemas.openxmlformats.org/wordprocessingml/2006/main" xmlns:w14="http://schemas.microsoft.com/office/word/2010/wordml" xmlns:w15="http://schemas.microsoft.com/office/word/2012/wordml" xmlns:wpg="http://schemas.microsoft.com/office/word/2010/wordprocessingGroup" xmlns:wpi="http://schemas.microsoft.com/office/word/2010/wordprocessingInk" xmlns:wne="http://schemas.microsoft.com/office/word/2006/wordml" xmlns:wps="http://schemas.microsoft.com/office/word/2010/wordprocessingShape" xmlns:wpsCustomData="http://www.wps.cn/officeDocument/2013/wpsCustomData" mc:Ignorable="w14 w15 wp14">
+  <w:p>
+    <w:pPr>
+      <w:pStyle w:val="17"/>
+    </w:pPr>
     <w:r>
       <w:rPr>
         <w:rFonts w:ascii="GOST type B" w:hAnsi="GOST type B"/>
@@ -7783,7 +7880,7 @@
     <w:lsdException w:uiPriority="99" w:name="HTML Sample"/>
     <w:lsdException w:uiPriority="99" w:name="HTML Typewriter"/>
     <w:lsdException w:uiPriority="99" w:name="HTML Variable"/>
-    <w:lsdException w:uiPriority="99" w:name="Normal Table"/>
+    <w:lsdException w:qFormat="1" w:uiPriority="99" w:name="Normal Table"/>
     <w:lsdException w:uiPriority="99" w:name="annotation subject"/>
     <w:lsdException w:uiPriority="99" w:name="Table Simple 1"/>
     <w:lsdException w:uiPriority="99" w:name="Table Simple 2"/>
@@ -7965,6 +8062,7 @@
     <w:name w:val="Normal Table"/>
     <w:semiHidden/>
     <w:unhideWhenUsed/>
+    <w:qFormat/>
     <w:uiPriority w:val="99"/>
     <w:tblPr>
       <w:tblCellMar>
